--- a/docs/lista_louvores/Textos_Louvores/OS QUE CONFIAM NO SENHOR.docx
+++ b/docs/lista_louvores/Textos_Louvores/OS QUE CONFIAM NO SENHOR.docx
@@ -1,33 +1,24 @@
 
 <file path=word/document.xml><?xml version="1.0" encoding="utf-8"?>
-<w:document xmlns:wpc="http://schemas.microsoft.com/office/word/2010/wordprocessingCanvas" xmlns:cx="http://schemas.microsoft.com/office/drawing/2014/chartex" xmlns:cx1="http://schemas.microsoft.com/office/drawing/2015/9/8/chartex" xmlns:cx2="http://schemas.microsoft.com/office/drawing/2015/10/21/chartex" xmlns:cx3="http://schemas.microsoft.com/office/drawing/2016/5/9/chartex" xmlns:cx4="http://schemas.microsoft.com/office/drawing/2016/5/10/chartex" xmlns:cx5="http://schemas.microsoft.com/office/drawing/2016/5/11/chartex" xmlns:cx6="http://schemas.microsoft.com/office/drawing/2016/5/12/chartex" xmlns:cx7="http://schemas.microsoft.com/office/drawing/2016/5/13/chartex" xmlns:cx8="http://schemas.microsoft.com/office/drawing/2016/5/14/chartex" xmlns:mc="http://schemas.openxmlformats.org/markup-compatibility/2006" xmlns:aink="http://schemas.microsoft.com/office/drawing/2016/ink" xmlns:am3d="http://schemas.microsoft.com/office/drawing/2017/model3d" xmlns:o="urn:schemas-microsoft-com:office:office" xmlns:oel="http://schemas.microsoft.com/office/2019/extlst" xmlns:r="http://schemas.openxmlformats.org/officeDocument/2006/relationships" xmlns:m="http://schemas.openxmlformats.org/officeDocument/2006/math" xmlns:v="urn:schemas-microsoft-com:vml" xmlns:wp14="http://schemas.microsoft.com/office/word/2010/wordprocessingDrawing" xmlns:wp="http://schemas.openxmlformats.org/drawingml/2006/wordprocessingDrawing" xmlns:w10="urn:schemas-microsoft-com:office:word" xmlns:w="http://schemas.openxmlformats.org/wordprocessingml/2006/main" xmlns:w14="http://schemas.microsoft.com/office/word/2010/wordml" xmlns:w15="http://schemas.microsoft.com/office/word/2012/wordml" xmlns:w16cex="http://schemas.microsoft.com/office/word/2018/wordml/cex" xmlns:w16cid="http://schemas.microsoft.com/office/word/2016/wordml/cid" xmlns:w16="http://schemas.microsoft.com/office/word/2018/wordml" xmlns:w16du="http://schemas.microsoft.com/office/word/2023/wordml/word16du" xmlns:w16sdtdh="http://schemas.microsoft.com/office/word/2020/wordml/sdtdatahash" xmlns:w16se="http://schemas.microsoft.com/office/word/2015/wordml/symex" xmlns:wpg="http://schemas.microsoft.com/office/word/2010/wordprocessingGroup" xmlns:wpi="http://schemas.microsoft.com/office/word/2010/wordprocessingInk" xmlns:wne="http://schemas.microsoft.com/office/word/2006/wordml" xmlns:wps="http://schemas.microsoft.com/office/word/2010/wordprocessingShape" mc:Ignorable="w14 w15 w16se w16cid w16 w16cex w16sdtdh w16du wp14">
+<w:document xmlns:wpc="http://schemas.microsoft.com/office/word/2010/wordprocessingCanvas" xmlns:cx="http://schemas.microsoft.com/office/drawing/2014/chartex" xmlns:cx1="http://schemas.microsoft.com/office/drawing/2015/9/8/chartex" xmlns:cx2="http://schemas.microsoft.com/office/drawing/2015/10/21/chartex" xmlns:cx3="http://schemas.microsoft.com/office/drawing/2016/5/9/chartex" xmlns:cx4="http://schemas.microsoft.com/office/drawing/2016/5/10/chartex" xmlns:cx5="http://schemas.microsoft.com/office/drawing/2016/5/11/chartex" xmlns:cx6="http://schemas.microsoft.com/office/drawing/2016/5/12/chartex" xmlns:cx7="http://schemas.microsoft.com/office/drawing/2016/5/13/chartex" xmlns:cx8="http://schemas.microsoft.com/office/drawing/2016/5/14/chartex" xmlns:mc="http://schemas.openxmlformats.org/markup-compatibility/2006" xmlns:aink="http://schemas.microsoft.com/office/drawing/2016/ink" xmlns:am3d="http://schemas.microsoft.com/office/drawing/2017/model3d" xmlns:o="urn:schemas-microsoft-com:office:office" xmlns:oel="http://schemas.microsoft.com/office/2019/extlst" xmlns:r="http://schemas.openxmlformats.org/officeDocument/2006/relationships" xmlns:m="http://schemas.openxmlformats.org/officeDocument/2006/math" xmlns:v="urn:schemas-microsoft-com:vml" xmlns:wp14="http://schemas.microsoft.com/office/word/2010/wordprocessingDrawing" xmlns:wp="http://schemas.openxmlformats.org/drawingml/2006/wordprocessingDrawing" xmlns:w10="urn:schemas-microsoft-com:office:word" xmlns:w="http://schemas.openxmlformats.org/wordprocessingml/2006/main" xmlns:w14="http://schemas.microsoft.com/office/word/2010/wordml" xmlns:w15="http://schemas.microsoft.com/office/word/2012/wordml" xmlns:w16cex="http://schemas.microsoft.com/office/word/2018/wordml/cex" xmlns:w16cid="http://schemas.microsoft.com/office/word/2016/wordml/cid" xmlns:w16="http://schemas.microsoft.com/office/word/2018/wordml" xmlns:w16du="http://schemas.microsoft.com/office/word/2023/wordml/word16du" xmlns:w16sdtdh="http://schemas.microsoft.com/office/word/2020/wordml/sdtdatahash" xmlns:w16sdtfl="http://schemas.microsoft.com/office/word/2024/wordml/sdtformatlock" xmlns:w16se="http://schemas.microsoft.com/office/word/2015/wordml/symex" xmlns:wpg="http://schemas.microsoft.com/office/word/2010/wordprocessingGroup" xmlns:wpi="http://schemas.microsoft.com/office/word/2010/wordprocessingInk" xmlns:wne="http://schemas.microsoft.com/office/word/2006/wordml" xmlns:wps="http://schemas.microsoft.com/office/word/2010/wordprocessingShape" mc:Ignorable="w14 w15 w16se w16cid w16 w16cex w16sdtdh w16sdtfl w16du wp14">
   <w:body>
     <w:p>
       <w:pPr>
-        <w:pStyle w:val="SemEspaamento"/>
-        <w:rPr>
-          <w:rFonts w:eastAsia="Arial"/>
-        </w:rPr>
+        <w:pStyle w:val="Ttulo1"/>
       </w:pPr>
       <w:r>
-        <w:rPr>
-          <w:rFonts w:eastAsia="Arial"/>
-        </w:rPr>
         <w:t>OS QUE CONFIAM</w:t>
       </w:r>
       <w:r>
-        <w:rPr>
-          <w:rFonts w:eastAsia="Arial"/>
-        </w:rPr>
         <w:t xml:space="preserve"> NO SENHOR</w:t>
       </w:r>
     </w:p>
     <w:p>
       <w:pPr>
         <w:pStyle w:val="SemEspaamento"/>
-        <w:spacing w:before="0" w:after="0"/>
-        <w:rPr>
-          <w:rFonts w:eastAsia="Arial"/>
+        <w:spacing w:before="0"/>
+        <w:rPr>
+          <w:rFonts w:ascii="Times New Roman" w:eastAsia="Arial" w:hAnsi="Times New Roman" w:cs="Times New Roman"/>
           <w:bCs/>
           <w:sz w:val="24"/>
           <w:szCs w:val="24"/>
@@ -36,7 +27,7 @@
       </w:pPr>
       <w:r>
         <w:rPr>
-          <w:rFonts w:eastAsia="Arial"/>
+          <w:rFonts w:ascii="Times New Roman" w:eastAsia="Arial" w:hAnsi="Times New Roman" w:cs="Times New Roman"/>
           <w:bCs/>
           <w:sz w:val="24"/>
           <w:szCs w:val="24"/>
@@ -46,41 +37,53 @@
       </w:r>
       <w:r>
         <w:rPr>
-          <w:rFonts w:eastAsia="Arial"/>
+          <w:rFonts w:ascii="Times New Roman" w:eastAsia="Arial" w:hAnsi="Times New Roman" w:cs="Times New Roman"/>
           <w:bCs/>
           <w:sz w:val="24"/>
           <w:szCs w:val="24"/>
           <w:u w:val="none"/>
         </w:rPr>
         <w:br/>
-      </w:r>
-      <w:r>
-        <w:rPr>
-          <w:rFonts w:eastAsia="Arial"/>
-          <w:bCs/>
-          <w:sz w:val="24"/>
-          <w:szCs w:val="24"/>
-          <w:u w:val="none"/>
-        </w:rPr>
-        <w:t>S</w:t>
-      </w:r>
-      <w:r>
-        <w:rPr>
-          <w:rFonts w:eastAsia="Arial"/>
-          <w:bCs/>
-          <w:sz w:val="24"/>
-          <w:szCs w:val="24"/>
-          <w:u w:val="none"/>
-        </w:rPr>
-        <w:t>ão como o monte de Sião,</w:t>
+        <w:t>São como o monte de Sião,</w:t>
+      </w:r>
+      <w:r>
+        <w:rPr>
+          <w:rFonts w:ascii="Times New Roman" w:eastAsia="Arial" w:hAnsi="Times New Roman" w:cs="Times New Roman"/>
+          <w:bCs/>
+          <w:sz w:val="24"/>
+          <w:szCs w:val="24"/>
+          <w:u w:val="none"/>
+        </w:rPr>
+        <w:br/>
+      </w:r>
+      <w:r>
+        <w:rPr>
+          <w:rFonts w:ascii="Times New Roman" w:eastAsia="Arial" w:hAnsi="Times New Roman" w:cs="Times New Roman"/>
+          <w:bCs/>
+          <w:sz w:val="24"/>
+          <w:szCs w:val="24"/>
+          <w:u w:val="none"/>
+        </w:rPr>
+        <w:t>Que não se abala,</w:t>
+      </w:r>
+      <w:r>
+        <w:rPr>
+          <w:rFonts w:ascii="Times New Roman" w:eastAsia="Arial" w:hAnsi="Times New Roman" w:cs="Times New Roman"/>
+          <w:bCs/>
+          <w:sz w:val="24"/>
+          <w:szCs w:val="24"/>
+          <w:u w:val="none"/>
+        </w:rPr>
+        <w:br/>
+        <w:t>Mas permanece para sempre</w:t>
       </w:r>
     </w:p>
     <w:p>
       <w:pPr>
         <w:pStyle w:val="SemEspaamento"/>
-        <w:spacing w:before="0" w:after="0"/>
-        <w:rPr>
-          <w:rFonts w:eastAsia="Arial"/>
+        <w:spacing w:before="0"/>
+        <w:rPr>
+          <w:rFonts w:ascii="Times New Roman" w:eastAsia="Arial" w:hAnsi="Times New Roman" w:cs="Times New Roman"/>
           <w:bCs/>
           <w:sz w:val="24"/>
           <w:szCs w:val="24"/>
@@ -89,61 +92,43 @@
       </w:pPr>
       <w:r>
         <w:rPr>
-          <w:rFonts w:eastAsia="Arial"/>
-          <w:bCs/>
-          <w:sz w:val="24"/>
-          <w:szCs w:val="24"/>
-          <w:u w:val="none"/>
-        </w:rPr>
-        <w:t>Q</w:t>
-      </w:r>
-      <w:r>
-        <w:rPr>
-          <w:rFonts w:eastAsia="Arial"/>
-          <w:bCs/>
-          <w:sz w:val="24"/>
-          <w:szCs w:val="24"/>
-          <w:u w:val="none"/>
-        </w:rPr>
-        <w:t>ue não se abala,</w:t>
-      </w:r>
-      <w:r>
-        <w:rPr>
-          <w:rFonts w:eastAsia="Arial"/>
+          <w:rFonts w:ascii="Times New Roman" w:eastAsia="Arial" w:hAnsi="Times New Roman" w:cs="Times New Roman"/>
+          <w:bCs/>
+          <w:sz w:val="24"/>
+          <w:szCs w:val="24"/>
+          <w:u w:val="none"/>
+        </w:rPr>
+        <w:t>Como em volta de Jerusalém</w:t>
+      </w:r>
+      <w:r>
+        <w:rPr>
+          <w:rFonts w:ascii="Times New Roman" w:eastAsia="Arial" w:hAnsi="Times New Roman" w:cs="Times New Roman"/>
           <w:bCs/>
           <w:sz w:val="24"/>
           <w:szCs w:val="24"/>
           <w:u w:val="none"/>
         </w:rPr>
         <w:br/>
-      </w:r>
-      <w:r>
-        <w:rPr>
-          <w:rFonts w:eastAsia="Arial"/>
-          <w:bCs/>
-          <w:sz w:val="24"/>
-          <w:szCs w:val="24"/>
-          <w:u w:val="none"/>
-        </w:rPr>
-        <w:t>M</w:t>
-      </w:r>
-      <w:r>
-        <w:rPr>
-          <w:rFonts w:eastAsia="Arial"/>
-          <w:bCs/>
-          <w:sz w:val="24"/>
-          <w:szCs w:val="24"/>
-          <w:u w:val="none"/>
-        </w:rPr>
-        <w:t>as permanece para sempre</w:t>
+        <w:t xml:space="preserve">Estão os montes, assim é o Senhor </w:t>
+      </w:r>
+      <w:r>
+        <w:rPr>
+          <w:rFonts w:ascii="Times New Roman" w:eastAsia="Arial" w:hAnsi="Times New Roman" w:cs="Times New Roman"/>
+          <w:bCs/>
+          <w:sz w:val="24"/>
+          <w:szCs w:val="24"/>
+          <w:u w:val="none"/>
+        </w:rPr>
+        <w:br/>
+        <w:t>Em volta do Seu povo.</w:t>
       </w:r>
     </w:p>
     <w:p>
       <w:pPr>
         <w:pStyle w:val="SemEspaamento"/>
-        <w:spacing w:after="0"/>
-        <w:rPr>
-          <w:rFonts w:eastAsia="Arial"/>
+        <w:spacing w:before="0"/>
+        <w:rPr>
+          <w:rFonts w:ascii="Times New Roman" w:eastAsia="Arial" w:hAnsi="Times New Roman" w:cs="Times New Roman"/>
           <w:bCs/>
           <w:sz w:val="24"/>
           <w:szCs w:val="24"/>
@@ -152,82 +137,57 @@
       </w:pPr>
       <w:r>
         <w:rPr>
-          <w:rFonts w:eastAsia="Arial"/>
-          <w:bCs/>
-          <w:sz w:val="24"/>
-          <w:szCs w:val="24"/>
-          <w:u w:val="none"/>
-        </w:rPr>
-        <w:t>Como em volta de Jerusalém</w:t>
-      </w:r>
-      <w:r>
-        <w:rPr>
-          <w:rFonts w:eastAsia="Arial"/>
+          <w:rFonts w:ascii="Times New Roman" w:eastAsia="Arial" w:hAnsi="Times New Roman" w:cs="Times New Roman"/>
+          <w:bCs/>
+          <w:sz w:val="24"/>
+          <w:szCs w:val="24"/>
+          <w:u w:val="none"/>
+        </w:rPr>
+        <w:t>Autoridade e poder,</w:t>
+      </w:r>
+      <w:r>
+        <w:rPr>
+          <w:rFonts w:ascii="Times New Roman" w:eastAsia="Arial" w:hAnsi="Times New Roman" w:cs="Times New Roman"/>
           <w:bCs/>
           <w:sz w:val="24"/>
           <w:szCs w:val="24"/>
           <w:u w:val="none"/>
         </w:rPr>
         <w:br/>
-      </w:r>
-      <w:r>
-        <w:rPr>
-          <w:rFonts w:eastAsia="Arial"/>
-          <w:bCs/>
-          <w:sz w:val="24"/>
-          <w:szCs w:val="24"/>
-          <w:u w:val="none"/>
-        </w:rPr>
-        <w:t>E</w:t>
-      </w:r>
-      <w:r>
-        <w:rPr>
-          <w:rFonts w:eastAsia="Arial"/>
-          <w:bCs/>
-          <w:sz w:val="24"/>
-          <w:szCs w:val="24"/>
-          <w:u w:val="none"/>
-        </w:rPr>
-        <w:t xml:space="preserve">stão os montes, assim é o Senhor </w:t>
-      </w:r>
-      <w:r>
-        <w:rPr>
-          <w:rFonts w:eastAsia="Arial"/>
+        <w:t>O domínio em Suas mãos,</w:t>
+      </w:r>
+      <w:r>
+        <w:rPr>
+          <w:rFonts w:ascii="Times New Roman" w:eastAsia="Arial" w:hAnsi="Times New Roman" w:cs="Times New Roman"/>
           <w:bCs/>
           <w:sz w:val="24"/>
           <w:szCs w:val="24"/>
           <w:u w:val="none"/>
         </w:rPr>
         <w:br/>
-      </w:r>
-      <w:r>
-        <w:rPr>
-          <w:rFonts w:eastAsia="Arial"/>
-          <w:bCs/>
-          <w:sz w:val="24"/>
-          <w:szCs w:val="24"/>
-          <w:u w:val="none"/>
-        </w:rPr>
-        <w:t>E</w:t>
-      </w:r>
-      <w:r>
-        <w:rPr>
-          <w:rFonts w:eastAsia="Arial"/>
-          <w:bCs/>
-          <w:sz w:val="24"/>
-          <w:szCs w:val="24"/>
-          <w:u w:val="none"/>
-        </w:rPr>
-        <w:t>m volta do Seu povo.</w:t>
+        <w:t>Pois o Senhor é Deus,</w:t>
+      </w:r>
+      <w:r>
+        <w:rPr>
+          <w:rFonts w:ascii="Times New Roman" w:eastAsia="Arial" w:hAnsi="Times New Roman" w:cs="Times New Roman"/>
+          <w:bCs/>
+          <w:sz w:val="24"/>
+          <w:szCs w:val="24"/>
+          <w:u w:val="none"/>
+        </w:rPr>
+        <w:br/>
+        <w:t>O Senhor é Rei dos povos!</w:t>
       </w:r>
     </w:p>
     <w:p>
       <w:pPr>
         <w:pStyle w:val="SemEspaamento"/>
-        <w:spacing w:after="0"/>
-        <w:rPr>
-          <w:rFonts w:eastAsia="Arial"/>
-          <w:bCs/>
+        <w:spacing w:before="0"/>
+        <w:rPr>
+          <w:rFonts w:ascii="Times New Roman" w:eastAsia="Arial" w:hAnsi="Times New Roman" w:cs="Times New Roman"/>
+          <w:b/>
+          <w:bCs/>
+          <w:i/>
           <w:sz w:val="24"/>
           <w:szCs w:val="24"/>
           <w:u w:val="none"/>
@@ -235,48 +195,35 @@
       </w:pPr>
       <w:r>
         <w:rPr>
-          <w:rFonts w:eastAsia="Arial"/>
-          <w:bCs/>
-          <w:sz w:val="24"/>
-          <w:szCs w:val="24"/>
-          <w:u w:val="none"/>
-        </w:rPr>
-        <w:t>Autoridade e poder,</w:t>
-      </w:r>
-      <w:r>
-        <w:rPr>
-          <w:rFonts w:eastAsia="Arial"/>
-          <w:bCs/>
+          <w:rFonts w:ascii="Times New Roman" w:eastAsia="Arial" w:hAnsi="Times New Roman" w:cs="Times New Roman"/>
+          <w:b/>
+          <w:bCs/>
+          <w:i/>
+          <w:sz w:val="24"/>
+          <w:szCs w:val="24"/>
+          <w:u w:val="none"/>
+        </w:rPr>
+        <w:t>Cale-se diante Dele a terra,</w:t>
+      </w:r>
+      <w:r>
+        <w:rPr>
+          <w:rFonts w:ascii="Times New Roman" w:eastAsia="Arial" w:hAnsi="Times New Roman" w:cs="Times New Roman"/>
+          <w:b/>
+          <w:bCs/>
+          <w:i/>
           <w:sz w:val="24"/>
           <w:szCs w:val="24"/>
           <w:u w:val="none"/>
         </w:rPr>
         <w:br/>
-      </w:r>
-      <w:r>
-        <w:rPr>
-          <w:rFonts w:eastAsia="Arial"/>
-          <w:bCs/>
-          <w:sz w:val="24"/>
-          <w:szCs w:val="24"/>
-          <w:u w:val="none"/>
-        </w:rPr>
-        <w:t>O</w:t>
-      </w:r>
-      <w:r>
-        <w:rPr>
-          <w:rFonts w:eastAsia="Arial"/>
-          <w:bCs/>
-          <w:sz w:val="24"/>
-          <w:szCs w:val="24"/>
-          <w:u w:val="none"/>
-        </w:rPr>
-        <w:t xml:space="preserve"> domínio em Suas mãos,</w:t>
-      </w:r>
-      <w:r>
-        <w:rPr>
-          <w:rFonts w:eastAsia="Arial"/>
-          <w:bCs/>
+        <w:t>Dobre os joelhos, ergam as mãos,</w:t>
+      </w:r>
+      <w:r>
+        <w:rPr>
+          <w:rFonts w:ascii="Times New Roman" w:eastAsia="Arial" w:hAnsi="Times New Roman" w:cs="Times New Roman"/>
+          <w:b/>
+          <w:bCs/>
+          <w:i/>
           <w:sz w:val="24"/>
           <w:szCs w:val="24"/>
           <w:u w:val="none"/>
@@ -285,64 +232,37 @@
       </w:r>
       <w:r>
         <w:rPr>
-          <w:rFonts w:eastAsia="Arial"/>
-          <w:bCs/>
-          <w:sz w:val="24"/>
-          <w:szCs w:val="24"/>
-          <w:u w:val="none"/>
-        </w:rPr>
-        <w:t>P</w:t>
-      </w:r>
-      <w:r>
-        <w:rPr>
-          <w:rFonts w:eastAsia="Arial"/>
-          <w:bCs/>
-          <w:sz w:val="24"/>
-          <w:szCs w:val="24"/>
-          <w:u w:val="none"/>
-        </w:rPr>
-        <w:t>ois o Senhor é Deus,</w:t>
-      </w:r>
-      <w:r>
-        <w:rPr>
-          <w:rFonts w:eastAsia="Arial"/>
-          <w:bCs/>
+          <w:rFonts w:ascii="Times New Roman" w:eastAsia="Arial" w:hAnsi="Times New Roman" w:cs="Times New Roman"/>
+          <w:b/>
+          <w:bCs/>
+          <w:i/>
+          <w:sz w:val="24"/>
+          <w:szCs w:val="24"/>
+          <w:u w:val="none"/>
+        </w:rPr>
+        <w:t>Pois o Senhor é Deus,</w:t>
+      </w:r>
+      <w:r>
+        <w:rPr>
+          <w:rFonts w:ascii="Times New Roman" w:eastAsia="Arial" w:hAnsi="Times New Roman" w:cs="Times New Roman"/>
+          <w:b/>
+          <w:bCs/>
+          <w:i/>
           <w:sz w:val="24"/>
           <w:szCs w:val="24"/>
           <w:u w:val="none"/>
         </w:rPr>
         <w:br/>
-      </w:r>
-      <w:r>
-        <w:rPr>
-          <w:rFonts w:eastAsia="Arial"/>
-          <w:bCs/>
-          <w:sz w:val="24"/>
-          <w:szCs w:val="24"/>
-          <w:u w:val="none"/>
-        </w:rPr>
-        <w:t>O</w:t>
-      </w:r>
-      <w:r>
-        <w:rPr>
-          <w:rFonts w:eastAsia="Arial"/>
-          <w:bCs/>
-          <w:sz w:val="24"/>
-          <w:szCs w:val="24"/>
-          <w:u w:val="none"/>
-        </w:rPr>
-        <w:t xml:space="preserve"> Senhor é Rei dos povos!</w:t>
+        <w:t>O Senhor é Rei dos povos!</w:t>
       </w:r>
     </w:p>
     <w:p>
       <w:pPr>
         <w:pStyle w:val="SemEspaamento"/>
-        <w:spacing w:after="0"/>
-        <w:rPr>
-          <w:rFonts w:eastAsia="Arial"/>
+        <w:spacing w:before="0"/>
+        <w:rPr>
+          <w:rFonts w:ascii="Times New Roman" w:eastAsia="Arial" w:hAnsi="Times New Roman" w:cs="Times New Roman"/>
           <w:b/>
-          <w:bCs/>
-          <w:iCs/>
           <w:sz w:val="24"/>
           <w:szCs w:val="24"/>
           <w:u w:val="none"/>
@@ -350,87 +270,44 @@
       </w:pPr>
       <w:r>
         <w:rPr>
-          <w:rFonts w:eastAsia="Arial"/>
+          <w:rFonts w:ascii="Times New Roman" w:eastAsia="Arial" w:hAnsi="Times New Roman" w:cs="Times New Roman"/>
           <w:b/>
-          <w:bCs/>
-          <w:iCs/>
-          <w:sz w:val="24"/>
-          <w:szCs w:val="24"/>
-          <w:u w:val="none"/>
-        </w:rPr>
-        <w:t xml:space="preserve">Cale-se </w:t>
-      </w:r>
-      <w:proofErr w:type="gramStart"/>
-      <w:r>
-        <w:rPr>
-          <w:rFonts w:eastAsia="Arial"/>
+          <w:sz w:val="24"/>
+          <w:szCs w:val="24"/>
+          <w:u w:val="none"/>
+        </w:rPr>
+        <w:t xml:space="preserve">[REPETE </w:t>
+      </w:r>
+      <w:r>
+        <w:rPr>
+          <w:rFonts w:ascii="Times New Roman" w:eastAsia="Arial" w:hAnsi="Times New Roman" w:cs="Times New Roman"/>
           <w:b/>
-          <w:bCs/>
-          <w:iCs/>
-          <w:sz w:val="24"/>
-          <w:szCs w:val="24"/>
-          <w:u w:val="none"/>
-        </w:rPr>
-        <w:t>diante Dele</w:t>
-      </w:r>
-      <w:proofErr w:type="gramEnd"/>
-      <w:r>
-        <w:rPr>
-          <w:rFonts w:eastAsia="Arial"/>
+          <w:sz w:val="24"/>
+          <w:szCs w:val="24"/>
+          <w:u w:val="none"/>
+        </w:rPr>
+        <w:t>ACIMA</w:t>
+      </w:r>
+      <w:r>
+        <w:rPr>
+          <w:rFonts w:ascii="Times New Roman" w:eastAsia="Arial" w:hAnsi="Times New Roman" w:cs="Times New Roman"/>
           <w:b/>
-          <w:bCs/>
-          <w:iCs/>
-          <w:sz w:val="24"/>
-          <w:szCs w:val="24"/>
-          <w:u w:val="none"/>
-        </w:rPr>
-        <w:t xml:space="preserve"> a terra,</w:t>
-      </w:r>
-      <w:r>
-        <w:rPr>
-          <w:rFonts w:eastAsia="Arial"/>
-          <w:b/>
-          <w:bCs/>
-          <w:iCs/>
-          <w:sz w:val="24"/>
-          <w:szCs w:val="24"/>
-          <w:u w:val="none"/>
-        </w:rPr>
-        <w:br/>
-      </w:r>
-      <w:r>
-        <w:rPr>
-          <w:rFonts w:eastAsia="Arial"/>
-          <w:b/>
-          <w:bCs/>
-          <w:iCs/>
-          <w:sz w:val="24"/>
-          <w:szCs w:val="24"/>
-          <w:u w:val="none"/>
-        </w:rPr>
-        <w:t>D</w:t>
-      </w:r>
-      <w:r>
-        <w:rPr>
-          <w:rFonts w:eastAsia="Arial"/>
-          <w:b/>
-          <w:bCs/>
-          <w:iCs/>
-          <w:sz w:val="24"/>
-          <w:szCs w:val="24"/>
-          <w:u w:val="none"/>
-        </w:rPr>
-        <w:t>obre os joelhos, ergam as mãos,</w:t>
+          <w:sz w:val="24"/>
+          <w:szCs w:val="24"/>
+          <w:u w:val="none"/>
+        </w:rPr>
+        <w:t>]</w:t>
       </w:r>
     </w:p>
     <w:p>
       <w:pPr>
         <w:pStyle w:val="SemEspaamento"/>
-        <w:spacing w:before="0" w:after="0"/>
-        <w:rPr>
-          <w:rFonts w:eastAsia="Arial"/>
+        <w:spacing w:before="0"/>
+        <w:rPr>
+          <w:rFonts w:ascii="Times New Roman" w:eastAsia="Arial" w:hAnsi="Times New Roman" w:cs="Times New Roman"/>
           <w:b/>
           <w:bCs/>
+          <w:i/>
           <w:iCs/>
           <w:sz w:val="24"/>
           <w:szCs w:val="24"/>
@@ -439,102 +316,18 @@
       </w:pPr>
       <w:r>
         <w:rPr>
-          <w:rFonts w:eastAsia="Arial"/>
+          <w:rFonts w:ascii="Times New Roman" w:eastAsia="Arial" w:hAnsi="Times New Roman" w:cs="Times New Roman"/>
           <w:b/>
           <w:bCs/>
+          <w:i/>
           <w:iCs/>
           <w:sz w:val="24"/>
           <w:szCs w:val="24"/>
           <w:u w:val="none"/>
         </w:rPr>
-        <w:t>Pois o Senhor é Deus,</w:t>
-      </w:r>
-      <w:r>
-        <w:rPr>
-          <w:rFonts w:eastAsia="Arial"/>
-          <w:b/>
-          <w:bCs/>
-          <w:iCs/>
-          <w:sz w:val="24"/>
-          <w:szCs w:val="24"/>
-          <w:u w:val="none"/>
-        </w:rPr>
-        <w:br/>
-      </w:r>
-      <w:r>
-        <w:rPr>
-          <w:rFonts w:eastAsia="Arial"/>
-          <w:b/>
-          <w:bCs/>
-          <w:iCs/>
-          <w:sz w:val="24"/>
-          <w:szCs w:val="24"/>
-          <w:u w:val="none"/>
-        </w:rPr>
-        <w:t>O</w:t>
-      </w:r>
-      <w:r>
-        <w:rPr>
-          <w:rFonts w:eastAsia="Arial"/>
-          <w:b/>
-          <w:bCs/>
-          <w:iCs/>
-          <w:sz w:val="24"/>
-          <w:szCs w:val="24"/>
-          <w:u w:val="none"/>
-        </w:rPr>
-        <w:t xml:space="preserve"> Senhor é Rei dos povos!</w:t>
+        <w:t>[REFRÃO]</w:t>
       </w:r>
     </w:p>
-    <w:p>
-      <w:pPr>
-        <w:pStyle w:val="SemEspaamento"/>
-        <w:spacing w:after="0"/>
-        <w:rPr>
-          <w:rFonts w:eastAsia="Arial"/>
-          <w:b/>
-          <w:sz w:val="24"/>
-          <w:szCs w:val="24"/>
-          <w:u w:val="none"/>
-        </w:rPr>
-      </w:pPr>
-      <w:r>
-        <w:rPr>
-          <w:rFonts w:eastAsia="Arial"/>
-          <w:b/>
-          <w:sz w:val="24"/>
-          <w:szCs w:val="24"/>
-          <w:u w:val="none"/>
-        </w:rPr>
-        <w:t>[REPETE TODA]</w:t>
-      </w:r>
-    </w:p>
-    <w:p>
-      <w:pPr>
-        <w:pStyle w:val="SemEspaamento"/>
-        <w:spacing w:after="0"/>
-        <w:rPr>
-          <w:rFonts w:eastAsia="Arial"/>
-          <w:b/>
-          <w:bCs/>
-          <w:sz w:val="24"/>
-          <w:szCs w:val="24"/>
-          <w:u w:val="none"/>
-        </w:rPr>
-      </w:pPr>
-      <w:r>
-        <w:rPr>
-          <w:rFonts w:eastAsia="Arial"/>
-          <w:b/>
-          <w:bCs/>
-          <w:sz w:val="24"/>
-          <w:szCs w:val="24"/>
-          <w:u w:val="none"/>
-        </w:rPr>
-        <w:t>[REFRÃO]</w:t>
-      </w:r>
-    </w:p>
-    <w:p/>
     <w:sectPr>
       <w:pgSz w:w="11906" w:h="16838"/>
       <w:pgMar w:top="1417" w:right="1701" w:bottom="1417" w:left="1701" w:header="708" w:footer="708" w:gutter="0"/>
@@ -546,7 +339,7 @@
 </file>
 
 <file path=word/styles.xml><?xml version="1.0" encoding="utf-8"?>
-<w:styles xmlns:mc="http://schemas.openxmlformats.org/markup-compatibility/2006" xmlns:r="http://schemas.openxmlformats.org/officeDocument/2006/relationships" xmlns:w="http://schemas.openxmlformats.org/wordprocessingml/2006/main" xmlns:w14="http://schemas.microsoft.com/office/word/2010/wordml" xmlns:w15="http://schemas.microsoft.com/office/word/2012/wordml" xmlns:w16cex="http://schemas.microsoft.com/office/word/2018/wordml/cex" xmlns:w16cid="http://schemas.microsoft.com/office/word/2016/wordml/cid" xmlns:w16="http://schemas.microsoft.com/office/word/2018/wordml" xmlns:w16du="http://schemas.microsoft.com/office/word/2023/wordml/word16du" xmlns:w16sdtdh="http://schemas.microsoft.com/office/word/2020/wordml/sdtdatahash" xmlns:w16se="http://schemas.microsoft.com/office/word/2015/wordml/symex" mc:Ignorable="w14 w15 w16se w16cid w16 w16cex w16sdtdh w16du">
+<w:styles xmlns:mc="http://schemas.openxmlformats.org/markup-compatibility/2006" xmlns:r="http://schemas.openxmlformats.org/officeDocument/2006/relationships" xmlns:w="http://schemas.openxmlformats.org/wordprocessingml/2006/main" xmlns:w14="http://schemas.microsoft.com/office/word/2010/wordml" xmlns:w15="http://schemas.microsoft.com/office/word/2012/wordml" xmlns:w16cex="http://schemas.microsoft.com/office/word/2018/wordml/cex" xmlns:w16cid="http://schemas.microsoft.com/office/word/2016/wordml/cid" xmlns:w16="http://schemas.microsoft.com/office/word/2018/wordml" xmlns:w16du="http://schemas.microsoft.com/office/word/2023/wordml/word16du" xmlns:w16sdtdh="http://schemas.microsoft.com/office/word/2020/wordml/sdtdatahash" xmlns:w16sdtfl="http://schemas.microsoft.com/office/word/2024/wordml/sdtformatlock" xmlns:w16se="http://schemas.microsoft.com/office/word/2015/wordml/symex" mc:Ignorable="w14 w15 w16se w16cid w16 w16cex w16sdtdh w16sdtfl w16du">
   <w:docDefaults>
     <w:rPrDefault>
       <w:rPr>
